--- a/homework/module-13-nervous-system-questions.docx
+++ b/homework/module-13-nervous-system-questions.docx
@@ -4,37 +4,22 @@
   <w:body>
     <w:p>
       <w:r>
-        <w:t>Module 13: Nervous System — Study Questions</w:t>
+        <w:t>Module 13: Nervous System — Practice Questions</w:t>
       </w:r>
     </w:p>
     <w:p>
       <w:r>
-        <w:t>Organization</w:t>
+        <w:t>Overview</w:t>
       </w:r>
     </w:p>
     <w:p>
       <w:r>
-        <w:t>What are the two major divisions of the nervous system, and what structures belong to each?  How does the somatic nervous system differ from the autonomic nervous system?  What are the two divisions of the autonomic nervous system, and how do their effects often compare?  In what ways do the nervous system and endocrine system work together to regulate the body?   Neurons, Glia, and Electrical Signaling</w:t>
+        <w:t>The nervous system is the body's master control and communication center. It gathers sensory input, integrates information, and dictates motor output to maintain homeostasis and direct behavior. Divided into the central nervous system (brain and spinal cord) and the peripheral nervous system (nerves and ganglia), this system operates through the rapid electrochemical signaling of neurons.</w:t>
       </w:r>
     </w:p>
     <w:p>
       <w:r>
-        <w:t>What are the main parts of a neuron, and what is the typical direction of signal travel?  What is the function of myelin, and which cells produce it in the CNS vs. PNS?  What is an action potential, and why is it described as “all-or-none” at a single location on an axon?  Name two types of glial cells and describe one function for each.   Synapses</w:t>
-      </w:r>
-    </w:p>
-    <w:p>
-      <w:r>
-        <w:t>What is a synapse, and how does a chemical synapse transmit a signal from one cell to the next?  Why is synaptic transmission usually one-way?  How can a neurotransmitter have either excitatory or inhibitory effects?   CNS Anatomy and Protection</w:t>
-      </w:r>
-    </w:p>
-    <w:p>
-      <w:r>
-        <w:t>Name three major subdivisions of the brain and give one function associated with each.  What does the cerebellum contribute to movement and balance?  What roles does the brainstem play in vital functions?  What are the meninges, and why is cerebrospinal fluid important?   Sensation, Integration, and Motor Output</w:t>
-      </w:r>
-    </w:p>
-    <w:p>
-      <w:r>
-        <w:t>Describe the general pathway from sensory receptor to conscious perception.  What is a reflex arc? Include sensory neuron, integration center, and motor neuron in your answer.  Give one example of sympathetic activation and one example of parasympathetic dominance.   Applications</w:t>
+        <w:t>Practice Questions</w:t>
       </w:r>
     </w:p>
     <w:sectPr>

--- a/homework/module-13-nervous-system-questions.docx
+++ b/homework/module-13-nervous-system-questions.docx
@@ -3,11 +3,17 @@
 <w:document xmlns:wpc="http://schemas.microsoft.com/office/word/2010/wordprocessingCanvas" xmlns:mo="http://schemas.microsoft.com/office/mac/office/2008/main" xmlns:mc="http://schemas.openxmlformats.org/markup-compatibility/2006" xmlns:mv="urn:schemas-microsoft-com:mac:vml" xmlns:o="urn:schemas-microsoft-com:office:office" xmlns:r="http://schemas.openxmlformats.org/officeDocument/2006/relationships" xmlns:m="http://schemas.openxmlformats.org/officeDocument/2006/math" xmlns:v="urn:schemas-microsoft-com:vml" xmlns:wp14="http://schemas.microsoft.com/office/word/2010/wordprocessingDrawing" xmlns:wp="http://schemas.openxmlformats.org/drawingml/2006/wordprocessingDrawing" xmlns:w10="urn:schemas-microsoft-com:office:word" xmlns:w="http://schemas.openxmlformats.org/wordprocessingml/2006/main" xmlns:w14="http://schemas.microsoft.com/office/word/2010/wordml" xmlns:wpg="http://schemas.microsoft.com/office/word/2010/wordprocessingGroup" xmlns:wpi="http://schemas.microsoft.com/office/word/2010/wordprocessingInk" xmlns:wne="http://schemas.microsoft.com/office/word/2006/wordml" xmlns:wps="http://schemas.microsoft.com/office/word/2010/wordprocessingShape" mc:Ignorable="w14 wp14">
   <w:body>
     <w:p>
+      <w:pPr>
+        <w:pStyle w:val="Heading1"/>
+      </w:pPr>
       <w:r>
         <w:t>Module 13: Nervous System — Practice Questions</w:t>
       </w:r>
     </w:p>
     <w:p>
+      <w:pPr>
+        <w:pStyle w:val="Heading2"/>
+      </w:pPr>
       <w:r>
         <w:t>Overview</w:t>
       </w:r>
@@ -18,8 +24,107 @@
       </w:r>
     </w:p>
     <w:p>
+      <w:pPr>
+        <w:pStyle w:val="Heading2"/>
+      </w:pPr>
       <w:r>
         <w:t>Practice Questions</w:t>
+      </w:r>
+    </w:p>
+    <w:p>
+      <w:r>
+        <w:t xml:space="preserve">1. </w:t>
+      </w:r>
+      <w:r>
+        <w:t>What is the difference between the central nervous system (CNS) and the peripheral nervous system (PNS)?</w:t>
+      </w:r>
+    </w:p>
+    <w:p>
+      <w:r>
+        <w:t xml:space="preserve">2. </w:t>
+      </w:r>
+      <w:r>
+        <w:t>What are the main parts of a neuron, and what does each part do?</w:t>
+      </w:r>
+    </w:p>
+    <w:p>
+      <w:r>
+        <w:t xml:space="preserve">3. </w:t>
+      </w:r>
+      <w:r>
+        <w:t>How does an action potential (nerve impulse) travel along a neuron?</w:t>
+      </w:r>
+    </w:p>
+    <w:p>
+      <w:r>
+        <w:t xml:space="preserve">4. </w:t>
+      </w:r>
+      <w:r>
+        <w:t>What is a synapse, and how do neurotransmitters function within it?</w:t>
+      </w:r>
+    </w:p>
+    <w:p>
+      <w:r>
+        <w:t xml:space="preserve">5. </w:t>
+      </w:r>
+      <w:r>
+        <w:t>What are the distinct roles of sensory, motor, and interneurons?</w:t>
+      </w:r>
+    </w:p>
+    <w:p>
+      <w:r>
+        <w:t xml:space="preserve">6. </w:t>
+      </w:r>
+      <w:r>
+        <w:t>What is the role of myelin sheaths in neural transmission?</w:t>
+      </w:r>
+    </w:p>
+    <w:p>
+      <w:r>
+        <w:t xml:space="preserve">7. </w:t>
+      </w:r>
+      <w:r>
+        <w:t>How does a reflex arc allow the body to respond quickly to stimuli?</w:t>
+      </w:r>
+    </w:p>
+    <w:p>
+      <w:r>
+        <w:t xml:space="preserve">8. </w:t>
+      </w:r>
+      <w:r>
+        <w:t>What are the primary functions of the cerebrum, cerebellum, and brainstem?</w:t>
+      </w:r>
+    </w:p>
+    <w:p>
+      <w:r>
+        <w:t xml:space="preserve">9. </w:t>
+      </w:r>
+      <w:r>
+        <w:t>How is the autonomic nervous system divided, and what do its branches control?</w:t>
+      </w:r>
+    </w:p>
+    <w:p>
+      <w:r>
+        <w:t xml:space="preserve">10. </w:t>
+      </w:r>
+      <w:r>
+        <w:t>What is the 'fight-or-flight' response, and which nervous system division triggers it?</w:t>
+      </w:r>
+    </w:p>
+    <w:p>
+      <w:r>
+        <w:t xml:space="preserve">11. </w:t>
+      </w:r>
+      <w:r>
+        <w:t>How do neuroglial cells support and protect neurons?</w:t>
+      </w:r>
+    </w:p>
+    <w:p>
+      <w:r>
+        <w:t xml:space="preserve">12. </w:t>
+      </w:r>
+      <w:r>
+        <w:t>What role does the somatic nervous system play in voluntary movement?</w:t>
       </w:r>
     </w:p>
     <w:sectPr>
